--- a/samples/GCP/ProcessEngineering/examples/DesignServiceHLD/ServiceNow_CMDB_Auto-Discovery_&_Asset_Management_(HAM_SAM)_Hybrid_AWS_and_On-Premises_Architecture.docx
+++ b/samples/GCP/ProcessEngineering/examples/DesignServiceHLD/ServiceNow_CMDB_Auto-Discovery_&_Asset_Management_(HAM_SAM)_Hybrid_AWS_and_On-Premises_Architecture.docx
@@ -38,7 +38,7 @@
     </w:p>
     <w:p>
       <w:r>
-        <w:t>Generated On: 2026-09-27 17:08:37</w:t>
+        <w:t>Generated On: 2026-09-27 23:33:59</w:t>
       </w:r>
     </w:p>
     <w:p>
@@ -280,11 +280,6 @@
     <w:p>
       <w:r>
         <w:t>The purpose of this Architectural Design Document is to define the unified High-Level (HLD) and Low-Level (LLD) specifications for ServiceNow Discovery, HAM, and SAM across AWS hybrid cloud and physical enterprise data centers.</w:t>
-      </w:r>
-    </w:p>
-    <w:p>
-      <w:r>
-        <w:t>This design is driven by the following business goals: Single Source of Truth: Eliminate siloed, conflicting infrastructure inventories across hybrid cloud and physical data centers.; Software License Compliance &amp; Cost Optimization: Prevent software audit non-compliance penalties and eliminate wasted license allocations for major software vendors.; Hardware Asset Governance: Track full physical and virtual hardware lifecycles, warranty status, and hardware refresh schedules to minimize operational risks.; among others.</w:t>
       </w:r>
     </w:p>
     <w:p>
@@ -11176,39 +11171,15 @@
     </w:p>
     <w:p>
       <w:pPr>
-        <w:pStyle w:val="Heading4"/>
+        <w:pStyle w:val="Heading2"/>
       </w:pPr>
       <w:r>
-        <w:t>Diagrams</w:t>
+        <w:t>12.1 Glossary</w:t>
       </w:r>
     </w:p>
     <w:p>
-      <w:pPr>
-        <w:pStyle w:val="Heading5"/>
-      </w:pPr>
-      <w:r>
-        <w:t>Hybrid Discovery Conceptual Architecture</w:t>
-      </w:r>
-    </w:p>
-    <w:p>
-      <w:r>
-        <w:t>Conceptual system context diagram illustrating hybrid discovery architecture across AWS and on-premises enterprise data centers.</w:t>
-      </w:r>
-    </w:p>
-    <w:p>
-      <w:r>
-        <w:rPr>
-          <w:i/>
-        </w:rPr>
-        <w:t>[Context not yet generated for this document.]</w:t>
-      </w:r>
-    </w:p>
-    <w:p>
-      <w:pPr>
-        <w:pStyle w:val="Heading4"/>
-      </w:pPr>
-      <w:r>
-        <w:t>Glossary</w:t>
+      <w:r>
+        <w:t>This glossary defines terms used throughout this document.</w:t>
       </w:r>
     </w:p>
     <w:tbl>
@@ -11219,8 +11190,8 @@
         <w:tblLayout w:type="fixed"/>
       </w:tblPr>
       <w:tblGrid>
+        <w:gridCol w:w="3424"/>
         <w:gridCol w:w="5936"/>
-        <w:gridCol w:w="3424"/>
       </w:tblGrid>
       <w:tr>
         <w:trPr>
@@ -11228,6 +11199,23 @@
         </w:trPr>
         <w:tc>
           <w:tcPr>
+            <w:tcW w:type="dxa" w:w="3424"/>
+            <w:shd w:val="clear" w:color="auto" w:fill="D9D9D9"/>
+            <w:vAlign w:val="top"/>
+          </w:tcPr>
+          <w:p>
+            <w:pPr/>
+            <w:r>
+              <w:rPr>
+                <w:b/>
+                <w:sz w:val="20"/>
+              </w:rPr>
+              <w:t>Term</w:t>
+            </w:r>
+          </w:p>
+        </w:tc>
+        <w:tc>
+          <w:tcPr>
             <w:tcW w:type="dxa" w:w="5936"/>
             <w:shd w:val="clear" w:color="auto" w:fill="D9D9D9"/>
             <w:vAlign w:val="top"/>
@@ -11243,27 +11231,25 @@
             </w:r>
           </w:p>
         </w:tc>
-        <w:tc>
-          <w:tcPr>
-            <w:tcW w:type="dxa" w:w="3424"/>
-            <w:shd w:val="clear" w:color="auto" w:fill="D9D9D9"/>
-            <w:vAlign w:val="top"/>
-          </w:tcPr>
-          <w:p>
-            <w:pPr/>
-            <w:r>
-              <w:rPr>
-                <w:b/>
-                <w:sz w:val="20"/>
-              </w:rPr>
-              <w:t>Term</w:t>
-            </w:r>
-          </w:p>
-        </w:tc>
       </w:tr>
       <w:tr>
         <w:tc>
           <w:tcPr>
+            <w:tcW w:type="dxa" w:w="3424"/>
+            <w:vAlign w:val="top"/>
+          </w:tcPr>
+          <w:p>
+            <w:pPr/>
+            <w:r>
+              <w:rPr>
+                <w:sz w:val="20"/>
+              </w:rPr>
+              <w:t>CSDM 4.0</w:t>
+            </w:r>
+          </w:p>
+        </w:tc>
+        <w:tc>
+          <w:tcPr>
             <w:tcW w:type="dxa" w:w="5936"/>
             <w:vAlign w:val="top"/>
           </w:tcPr>
@@ -11273,22 +11259,12 @@
               <w:rPr>
                 <w:sz w:val="20"/>
               </w:rPr>
-              <w:t>External Communication Channel Queue - a persistent messaging table in ServiceNow used to asynchronously queue discovery commands (output) and receive probe results (input) from MID Servers.</w:t>
-            </w:r>
-          </w:p>
-        </w:tc>
-        <w:tc>
-          <w:tcPr>
-            <w:tcW w:type="dxa" w:w="3424"/>
-            <w:vAlign w:val="top"/>
-          </w:tcPr>
-          <w:p>
-            <w:pPr/>
-            <w:r>
-              <w:rPr>
-                <w:sz w:val="20"/>
-              </w:rPr>
-              <w:t>ECC Queue</w:t>
+            </w:r>
+            <w:r>
+              <w:rPr>
+                <w:sz w:val="20"/>
+              </w:rPr>
+              <w:t>• Common Service Data Model - a ServiceNow framework and prescriptive data model that maps IT components, services, and business capabilities across the platform lifecycle.</w:t>
             </w:r>
           </w:p>
         </w:tc>
@@ -11296,6 +11272,21 @@
       <w:tr>
         <w:tc>
           <w:tcPr>
+            <w:tcW w:type="dxa" w:w="3424"/>
+            <w:vAlign w:val="top"/>
+          </w:tcPr>
+          <w:p>
+            <w:pPr/>
+            <w:r>
+              <w:rPr>
+                <w:sz w:val="20"/>
+              </w:rPr>
+              <w:t>ECC Queue</w:t>
+            </w:r>
+          </w:p>
+        </w:tc>
+        <w:tc>
+          <w:tcPr>
             <w:tcW w:type="dxa" w:w="5936"/>
             <w:vAlign w:val="top"/>
           </w:tcPr>
@@ -11305,22 +11296,12 @@
               <w:rPr>
                 <w:sz w:val="20"/>
               </w:rPr>
-              <w:t>Identification and Reconciliation Engine - a centralized platform component in ServiceNow that evaluates incoming discovery data against identifier rules to prevent duplicate CIs.</w:t>
-            </w:r>
-          </w:p>
-        </w:tc>
-        <w:tc>
-          <w:tcPr>
-            <w:tcW w:type="dxa" w:w="3424"/>
-            <w:vAlign w:val="top"/>
-          </w:tcPr>
-          <w:p>
-            <w:pPr/>
-            <w:r>
-              <w:rPr>
-                <w:sz w:val="20"/>
-              </w:rPr>
-              <w:t>IRE</w:t>
+            </w:r>
+            <w:r>
+              <w:rPr>
+                <w:sz w:val="20"/>
+              </w:rPr>
+              <w:t>• External Communication Channel Queue - a persistent messaging table in ServiceNow used to asynchronously queue discovery commands (output) and receive probe results (input) from MID Servers.</w:t>
             </w:r>
           </w:p>
         </w:tc>
@@ -11328,6 +11309,21 @@
       <w:tr>
         <w:tc>
           <w:tcPr>
+            <w:tcW w:type="dxa" w:w="3424"/>
+            <w:vAlign w:val="top"/>
+          </w:tcPr>
+          <w:p>
+            <w:pPr/>
+            <w:r>
+              <w:rPr>
+                <w:sz w:val="20"/>
+              </w:rPr>
+              <w:t>HAM</w:t>
+            </w:r>
+          </w:p>
+        </w:tc>
+        <w:tc>
+          <w:tcPr>
             <w:tcW w:type="dxa" w:w="5936"/>
             <w:vAlign w:val="top"/>
           </w:tcPr>
@@ -11337,22 +11333,12 @@
               <w:rPr>
                 <w:sz w:val="20"/>
               </w:rPr>
-              <w:t>Management, Instrumentation, and Discovery Server - a Java application running inside a customer network that facilitates communication and probe execution between ServiceNow and internal IT resources.</w:t>
-            </w:r>
-          </w:p>
-        </w:tc>
-        <w:tc>
-          <w:tcPr>
-            <w:tcW w:type="dxa" w:w="3424"/>
-            <w:vAlign w:val="top"/>
-          </w:tcPr>
-          <w:p>
-            <w:pPr/>
-            <w:r>
-              <w:rPr>
-                <w:sz w:val="20"/>
-              </w:rPr>
-              <w:t>MID Server</w:t>
+            </w:r>
+            <w:r>
+              <w:rPr>
+                <w:sz w:val="20"/>
+              </w:rPr>
+              <w:t>• Hardware Asset Management - an enterprise module for tracking the lifecycle, physical disposition, maintenance contracts, and financial depreciation of hardware assets.</w:t>
             </w:r>
           </w:p>
         </w:tc>
@@ -11360,6 +11346,21 @@
       <w:tr>
         <w:tc>
           <w:tcPr>
+            <w:tcW w:type="dxa" w:w="3424"/>
+            <w:vAlign w:val="top"/>
+          </w:tcPr>
+          <w:p>
+            <w:pPr/>
+            <w:r>
+              <w:rPr>
+                <w:sz w:val="20"/>
+              </w:rPr>
+              <w:t>IRE</w:t>
+            </w:r>
+          </w:p>
+        </w:tc>
+        <w:tc>
+          <w:tcPr>
             <w:tcW w:type="dxa" w:w="5936"/>
             <w:vAlign w:val="top"/>
           </w:tcPr>
@@ -11369,22 +11370,12 @@
               <w:rPr>
                 <w:sz w:val="20"/>
               </w:rPr>
-              <w:t>Common Service Data Model - a ServiceNow framework and prescriptive data model that maps IT components, services, and business capabilities across the platform lifecycle.</w:t>
-            </w:r>
-          </w:p>
-        </w:tc>
-        <w:tc>
-          <w:tcPr>
-            <w:tcW w:type="dxa" w:w="3424"/>
-            <w:vAlign w:val="top"/>
-          </w:tcPr>
-          <w:p>
-            <w:pPr/>
-            <w:r>
-              <w:rPr>
-                <w:sz w:val="20"/>
-              </w:rPr>
-              <w:t>CSDM 4.0</w:t>
+            </w:r>
+            <w:r>
+              <w:rPr>
+                <w:sz w:val="20"/>
+              </w:rPr>
+              <w:t>• Identification and Reconciliation Engine - a centralized platform component in ServiceNow that evaluates incoming discovery data against identifier rules to prevent duplicate CIs.</w:t>
             </w:r>
           </w:p>
         </w:tc>
@@ -11392,6 +11383,21 @@
       <w:tr>
         <w:tc>
           <w:tcPr>
+            <w:tcW w:type="dxa" w:w="3424"/>
+            <w:vAlign w:val="top"/>
+          </w:tcPr>
+          <w:p>
+            <w:pPr/>
+            <w:r>
+              <w:rPr>
+                <w:sz w:val="20"/>
+              </w:rPr>
+              <w:t>MID Server</w:t>
+            </w:r>
+          </w:p>
+        </w:tc>
+        <w:tc>
+          <w:tcPr>
             <w:tcW w:type="dxa" w:w="5936"/>
             <w:vAlign w:val="top"/>
           </w:tcPr>
@@ -11401,22 +11407,12 @@
               <w:rPr>
                 <w:sz w:val="20"/>
               </w:rPr>
-              <w:t>Hardware Asset Management - an enterprise module for tracking the lifecycle, physical disposition, maintenance contracts, and financial depreciation of hardware assets.</w:t>
-            </w:r>
-          </w:p>
-        </w:tc>
-        <w:tc>
-          <w:tcPr>
-            <w:tcW w:type="dxa" w:w="3424"/>
-            <w:vAlign w:val="top"/>
-          </w:tcPr>
-          <w:p>
-            <w:pPr/>
-            <w:r>
-              <w:rPr>
-                <w:sz w:val="20"/>
-              </w:rPr>
-              <w:t>HAM</w:t>
+            </w:r>
+            <w:r>
+              <w:rPr>
+                <w:sz w:val="20"/>
+              </w:rPr>
+              <w:t>• Management, Instrumentation, and Discovery Server - a Java application running inside a customer network that facilitates communication and probe execution between ServiceNow and internal IT resources.</w:t>
             </w:r>
           </w:p>
         </w:tc>
@@ -11424,6 +11420,21 @@
       <w:tr>
         <w:tc>
           <w:tcPr>
+            <w:tcW w:type="dxa" w:w="3424"/>
+            <w:vAlign w:val="top"/>
+          </w:tcPr>
+          <w:p>
+            <w:pPr/>
+            <w:r>
+              <w:rPr>
+                <w:sz w:val="20"/>
+              </w:rPr>
+              <w:t>SAM</w:t>
+            </w:r>
+          </w:p>
+        </w:tc>
+        <w:tc>
+          <w:tcPr>
             <w:tcW w:type="dxa" w:w="5936"/>
             <w:vAlign w:val="top"/>
           </w:tcPr>
@@ -11433,22 +11444,12 @@
               <w:rPr>
                 <w:sz w:val="20"/>
               </w:rPr>
-              <w:t>Software Asset Management - an enterprise module for discovering software installations, normalizing software models, and reconciling installations against software license entitlements.</w:t>
-            </w:r>
-          </w:p>
-        </w:tc>
-        <w:tc>
-          <w:tcPr>
-            <w:tcW w:type="dxa" w:w="3424"/>
-            <w:vAlign w:val="top"/>
-          </w:tcPr>
-          <w:p>
-            <w:pPr/>
-            <w:r>
-              <w:rPr>
-                <w:sz w:val="20"/>
-              </w:rPr>
-              <w:t>SAM</w:t>
+            </w:r>
+            <w:r>
+              <w:rPr>
+                <w:sz w:val="20"/>
+              </w:rPr>
+              <w:t>• Software Asset Management - an enterprise module for discovering software installations, normalizing software models, and reconciling installations against software license entitlements.</w:t>
             </w:r>
           </w:p>
         </w:tc>
@@ -11457,10 +11458,15 @@
     <w:p/>
     <w:p>
       <w:pPr>
-        <w:pStyle w:val="Heading4"/>
+        <w:pStyle w:val="Heading2"/>
       </w:pPr>
       <w:r>
-        <w:t>References</w:t>
+        <w:t>12.2 References</w:t>
+      </w:r>
+    </w:p>
+    <w:p>
+      <w:r>
+        <w:t>The following external references were used in the development of this design.</w:t>
       </w:r>
     </w:p>
     <w:tbl>
@@ -11471,10 +11477,9 @@
         <w:tblLayout w:type="fixed"/>
       </w:tblPr>
       <w:tblGrid>
-        <w:gridCol w:w="2421"/>
-        <w:gridCol w:w="2421"/>
-        <w:gridCol w:w="2421"/>
-        <w:gridCol w:w="2098"/>
+        <w:gridCol w:w="3265"/>
+        <w:gridCol w:w="3265"/>
+        <w:gridCol w:w="2830"/>
       </w:tblGrid>
       <w:tr>
         <w:trPr>
@@ -11482,7 +11487,7 @@
         </w:trPr>
         <w:tc>
           <w:tcPr>
-            <w:tcW w:type="dxa" w:w="2421"/>
+            <w:tcW w:type="dxa" w:w="3265"/>
             <w:shd w:val="clear" w:color="auto" w:fill="D9D9D9"/>
             <w:vAlign w:val="top"/>
           </w:tcPr>
@@ -11493,47 +11498,30 @@
                 <w:b/>
                 <w:sz w:val="20"/>
               </w:rPr>
+              <w:t>Title</w:t>
+            </w:r>
+          </w:p>
+        </w:tc>
+        <w:tc>
+          <w:tcPr>
+            <w:tcW w:type="dxa" w:w="3265"/>
+            <w:shd w:val="clear" w:color="auto" w:fill="D9D9D9"/>
+            <w:vAlign w:val="top"/>
+          </w:tcPr>
+          <w:p>
+            <w:pPr/>
+            <w:r>
+              <w:rPr>
+                <w:b/>
+                <w:sz w:val="20"/>
+              </w:rPr>
               <w:t>Source</w:t>
             </w:r>
           </w:p>
         </w:tc>
         <w:tc>
           <w:tcPr>
-            <w:tcW w:type="dxa" w:w="2421"/>
-            <w:shd w:val="clear" w:color="auto" w:fill="D9D9D9"/>
-            <w:vAlign w:val="top"/>
-          </w:tcPr>
-          <w:p>
-            <w:pPr/>
-            <w:r>
-              <w:rPr>
-                <w:b/>
-                <w:sz w:val="20"/>
-              </w:rPr>
-              <w:t>Title</w:t>
-            </w:r>
-          </w:p>
-        </w:tc>
-        <w:tc>
-          <w:tcPr>
-            <w:tcW w:type="dxa" w:w="2421"/>
-            <w:shd w:val="clear" w:color="auto" w:fill="D9D9D9"/>
-            <w:vAlign w:val="top"/>
-          </w:tcPr>
-          <w:p>
-            <w:pPr/>
-            <w:r>
-              <w:rPr>
-                <w:b/>
-                <w:sz w:val="20"/>
-              </w:rPr>
-              <w:t>Url</w:t>
-            </w:r>
-          </w:p>
-        </w:tc>
-        <w:tc>
-          <w:tcPr>
-            <w:tcW w:type="dxa" w:w="2098"/>
+            <w:tcW w:type="dxa" w:w="2830"/>
             <w:shd w:val="clear" w:color="auto" w:fill="D9D9D9"/>
             <w:vAlign w:val="top"/>
           </w:tcPr>
@@ -11552,7 +11540,22 @@
       <w:tr>
         <w:tc>
           <w:tcPr>
-            <w:tcW w:type="dxa" w:w="2421"/>
+            <w:tcW w:type="dxa" w:w="3265"/>
+            <w:vAlign w:val="top"/>
+          </w:tcPr>
+          <w:p>
+            <w:pPr/>
+            <w:r>
+              <w:rPr>
+                <w:sz w:val="20"/>
+              </w:rPr>
+              <w:t>ServiceNow Discovery and MID Server Architecture Guide (Washington DC) (https://docs.servicenow.com)</w:t>
+            </w:r>
+          </w:p>
+        </w:tc>
+        <w:tc>
+          <w:tcPr>
+            <w:tcW w:type="dxa" w:w="3265"/>
             <w:vAlign w:val="top"/>
           </w:tcPr>
           <w:p>
@@ -11567,37 +11570,7 @@
         </w:tc>
         <w:tc>
           <w:tcPr>
-            <w:tcW w:type="dxa" w:w="2421"/>
-            <w:vAlign w:val="top"/>
-          </w:tcPr>
-          <w:p>
-            <w:pPr/>
-            <w:r>
-              <w:rPr>
-                <w:sz w:val="20"/>
-              </w:rPr>
-              <w:t>ServiceNow Discovery and MID Server Architecture Guide (Washington DC)</w:t>
-            </w:r>
-          </w:p>
-        </w:tc>
-        <w:tc>
-          <w:tcPr>
-            <w:tcW w:type="dxa" w:w="2421"/>
-            <w:vAlign w:val="top"/>
-          </w:tcPr>
-          <w:p>
-            <w:pPr/>
-            <w:r>
-              <w:rPr>
-                <w:sz w:val="20"/>
-              </w:rPr>
-              <w:t>https://docs.servicenow.com</w:t>
-            </w:r>
-          </w:p>
-        </w:tc>
-        <w:tc>
-          <w:tcPr>
-            <w:tcW w:type="dxa" w:w="2098"/>
+            <w:tcW w:type="dxa" w:w="2830"/>
             <w:vAlign w:val="top"/>
           </w:tcPr>
           <w:p>
@@ -11614,7 +11587,22 @@
       <w:tr>
         <w:tc>
           <w:tcPr>
-            <w:tcW w:type="dxa" w:w="2421"/>
+            <w:tcW w:type="dxa" w:w="3265"/>
+            <w:vAlign w:val="top"/>
+          </w:tcPr>
+          <w:p>
+            <w:pPr/>
+            <w:r>
+              <w:rPr>
+                <w:sz w:val="20"/>
+              </w:rPr>
+              <w:t>Common Service Data Model (CSDM) 4.0 Blueprint (https://docs.servicenow.com)</w:t>
+            </w:r>
+          </w:p>
+        </w:tc>
+        <w:tc>
+          <w:tcPr>
+            <w:tcW w:type="dxa" w:w="3265"/>
             <w:vAlign w:val="top"/>
           </w:tcPr>
           <w:p>
@@ -11629,37 +11617,7 @@
         </w:tc>
         <w:tc>
           <w:tcPr>
-            <w:tcW w:type="dxa" w:w="2421"/>
-            <w:vAlign w:val="top"/>
-          </w:tcPr>
-          <w:p>
-            <w:pPr/>
-            <w:r>
-              <w:rPr>
-                <w:sz w:val="20"/>
-              </w:rPr>
-              <w:t>Common Service Data Model (CSDM) 4.0 Blueprint</w:t>
-            </w:r>
-          </w:p>
-        </w:tc>
-        <w:tc>
-          <w:tcPr>
-            <w:tcW w:type="dxa" w:w="2421"/>
-            <w:vAlign w:val="top"/>
-          </w:tcPr>
-          <w:p>
-            <w:pPr/>
-            <w:r>
-              <w:rPr>
-                <w:sz w:val="20"/>
-              </w:rPr>
-              <w:t>https://docs.servicenow.com</w:t>
-            </w:r>
-          </w:p>
-        </w:tc>
-        <w:tc>
-          <w:tcPr>
-            <w:tcW w:type="dxa" w:w="2098"/>
+            <w:tcW w:type="dxa" w:w="2830"/>
             <w:vAlign w:val="top"/>
           </w:tcPr>
           <w:p>
@@ -11676,7 +11634,22 @@
       <w:tr>
         <w:tc>
           <w:tcPr>
-            <w:tcW w:type="dxa" w:w="2421"/>
+            <w:tcW w:type="dxa" w:w="3265"/>
+            <w:vAlign w:val="top"/>
+          </w:tcPr>
+          <w:p>
+            <w:pPr/>
+            <w:r>
+              <w:rPr>
+                <w:sz w:val="20"/>
+              </w:rPr>
+              <w:t>CIS Controls Version 8 - Inventory and Control of Hardware and Software Assets (https://www.cisecurity.org)</w:t>
+            </w:r>
+          </w:p>
+        </w:tc>
+        <w:tc>
+          <w:tcPr>
+            <w:tcW w:type="dxa" w:w="3265"/>
             <w:vAlign w:val="top"/>
           </w:tcPr>
           <w:p>
@@ -11691,37 +11664,7 @@
         </w:tc>
         <w:tc>
           <w:tcPr>
-            <w:tcW w:type="dxa" w:w="2421"/>
-            <w:vAlign w:val="top"/>
-          </w:tcPr>
-          <w:p>
-            <w:pPr/>
-            <w:r>
-              <w:rPr>
-                <w:sz w:val="20"/>
-              </w:rPr>
-              <w:t>CIS Controls Version 8 - Inventory and Control of Hardware and Software Assets</w:t>
-            </w:r>
-          </w:p>
-        </w:tc>
-        <w:tc>
-          <w:tcPr>
-            <w:tcW w:type="dxa" w:w="2421"/>
-            <w:vAlign w:val="top"/>
-          </w:tcPr>
-          <w:p>
-            <w:pPr/>
-            <w:r>
-              <w:rPr>
-                <w:sz w:val="20"/>
-              </w:rPr>
-              <w:t>https://www.cisecurity.org</w:t>
-            </w:r>
-          </w:p>
-        </w:tc>
-        <w:tc>
-          <w:tcPr>
-            <w:tcW w:type="dxa" w:w="2098"/>
+            <w:tcW w:type="dxa" w:w="2830"/>
             <w:vAlign w:val="top"/>
           </w:tcPr>
           <w:p>
@@ -11731,6 +11674,136 @@
                 <w:sz w:val="20"/>
               </w:rPr>
               <w:t>v8</w:t>
+            </w:r>
+          </w:p>
+        </w:tc>
+      </w:tr>
+    </w:tbl>
+    <w:p/>
+    <w:p>
+      <w:pPr>
+        <w:pStyle w:val="Heading2"/>
+      </w:pPr>
+      <w:r>
+        <w:t>12.3 List of Figures</w:t>
+      </w:r>
+    </w:p>
+    <w:p>
+      <w:r>
+        <w:t>The following diagrams appear elsewhere in this document, indexed here for reference.</w:t>
+      </w:r>
+    </w:p>
+    <w:tbl>
+      <w:tblPr>
+        <w:tblStyle w:val="TableGrid"/>
+        <w:tblW w:type="auto" w:w="0"/>
+        <w:tblLook w:firstColumn="1" w:firstRow="1" w:lastColumn="0" w:lastRow="0" w:noHBand="0" w:noVBand="1" w:val="04A0"/>
+        <w:tblLayout w:type="fixed"/>
+      </w:tblPr>
+      <w:tblGrid>
+        <w:gridCol w:w="3265"/>
+        <w:gridCol w:w="2830"/>
+        <w:gridCol w:w="3265"/>
+      </w:tblGrid>
+      <w:tr>
+        <w:trPr>
+          <w:tblHeader w:val="true"/>
+        </w:trPr>
+        <w:tc>
+          <w:tcPr>
+            <w:tcW w:type="dxa" w:w="3265"/>
+            <w:shd w:val="clear" w:color="auto" w:fill="D9D9D9"/>
+            <w:vAlign w:val="top"/>
+          </w:tcPr>
+          <w:p>
+            <w:pPr/>
+            <w:r>
+              <w:rPr>
+                <w:b/>
+                <w:sz w:val="20"/>
+              </w:rPr>
+              <w:t>Title</w:t>
+            </w:r>
+          </w:p>
+        </w:tc>
+        <w:tc>
+          <w:tcPr>
+            <w:tcW w:type="dxa" w:w="2830"/>
+            <w:shd w:val="clear" w:color="auto" w:fill="D9D9D9"/>
+            <w:vAlign w:val="top"/>
+          </w:tcPr>
+          <w:p>
+            <w:pPr/>
+            <w:r>
+              <w:rPr>
+                <w:b/>
+                <w:sz w:val="20"/>
+              </w:rPr>
+              <w:t>Type</w:t>
+            </w:r>
+          </w:p>
+        </w:tc>
+        <w:tc>
+          <w:tcPr>
+            <w:tcW w:type="dxa" w:w="3265"/>
+            <w:shd w:val="clear" w:color="auto" w:fill="D9D9D9"/>
+            <w:vAlign w:val="top"/>
+          </w:tcPr>
+          <w:p>
+            <w:pPr/>
+            <w:r>
+              <w:rPr>
+                <w:b/>
+                <w:sz w:val="20"/>
+              </w:rPr>
+              <w:t>Notation</w:t>
+            </w:r>
+          </w:p>
+        </w:tc>
+      </w:tr>
+      <w:tr>
+        <w:tc>
+          <w:tcPr>
+            <w:tcW w:type="dxa" w:w="3265"/>
+            <w:vAlign w:val="top"/>
+          </w:tcPr>
+          <w:p>
+            <w:pPr/>
+            <w:r>
+              <w:rPr>
+                <w:sz w:val="20"/>
+              </w:rPr>
+              <w:t>Hybrid Discovery Conceptual Architecture</w:t>
+            </w:r>
+          </w:p>
+        </w:tc>
+        <w:tc>
+          <w:tcPr>
+            <w:tcW w:type="dxa" w:w="2830"/>
+            <w:vAlign w:val="top"/>
+          </w:tcPr>
+          <w:p>
+            <w:pPr/>
+            <w:r>
+              <w:rPr>
+                <w:sz w:val="20"/>
+              </w:rPr>
+              <w:t>Context</w:t>
+            </w:r>
+          </w:p>
+        </w:tc>
+        <w:tc>
+          <w:tcPr>
+            <w:tcW w:type="dxa" w:w="3265"/>
+            <w:vAlign w:val="top"/>
+          </w:tcPr>
+          <w:p>
+            <w:pPr/>
+            <w:r>
+              <w:rPr>
+                <w:sz w:val="20"/>
+              </w:rPr>
+              <w:t>C4</w:t>
             </w:r>
           </w:p>
         </w:tc>
